--- a/altair/3n+1.docx
+++ b/altair/3n+1.docx
@@ -3,31 +3,66 @@
 <w:document xmlns:wpc="http://schemas.microsoft.com/office/word/2010/wordprocessingCanvas" xmlns:cx="http://schemas.microsoft.com/office/drawing/2014/chartex" xmlns:cx1="http://schemas.microsoft.com/office/drawing/2015/9/8/chartex" xmlns:cx2="http://schemas.microsoft.com/office/drawing/2015/10/21/chartex" xmlns:cx3="http://schemas.microsoft.com/office/drawing/2016/5/9/chartex" xmlns:cx4="http://schemas.microsoft.com/office/drawing/2016/5/10/chartex" xmlns:cx5="http://schemas.microsoft.com/office/drawing/2016/5/11/chartex" xmlns:cx6="http://schemas.microsoft.com/office/drawing/2016/5/12/chartex" xmlns:cx7="http://schemas.microsoft.com/office/drawing/2016/5/13/chartex" xmlns:cx8="http://schemas.microsoft.com/office/drawing/2016/5/14/chartex" xmlns:mc="http://schemas.openxmlformats.org/markup-compatibility/2006" xmlns:aink="http://schemas.microsoft.com/office/drawing/2016/ink" xmlns:am3d="http://schemas.microsoft.com/office/drawing/2017/model3d" xmlns:o="urn:schemas-microsoft-com:office:office" xmlns:oel="http://schemas.microsoft.com/office/2019/extlst" xmlns:r="http://schemas.openxmlformats.org/officeDocument/2006/relationships" xmlns:m="http://schemas.openxmlformats.org/officeDocument/2006/math" xmlns:v="urn:schemas-microsoft-com:vml" xmlns:wp14="http://schemas.microsoft.com/office/word/2010/wordprocessingDrawing" xmlns:wp="http://schemas.openxmlformats.org/drawingml/2006/wordprocessingDrawing" xmlns:w10="urn:schemas-microsoft-com:office:word" xmlns:w="http://schemas.openxmlformats.org/wordprocessingml/2006/main" xmlns:w14="http://schemas.microsoft.com/office/word/2010/wordml" xmlns:w15="http://schemas.microsoft.com/office/word/2012/wordml" xmlns:w16cex="http://schemas.microsoft.com/office/word/2018/wordml/cex" xmlns:w16cid="http://schemas.microsoft.com/office/word/2016/wordml/cid" xmlns:w16="http://schemas.microsoft.com/office/word/2018/wordml" xmlns:w16du="http://schemas.microsoft.com/office/word/2023/wordml/word16du" xmlns:w16sdtdh="http://schemas.microsoft.com/office/word/2020/wordml/sdtdatahash" xmlns:w16sdtfl="http://schemas.microsoft.com/office/word/2024/wordml/sdtformatlock" xmlns:w16se="http://schemas.microsoft.com/office/word/2015/wordml/symex" xmlns:wpg="http://schemas.microsoft.com/office/word/2010/wordprocessingGroup" xmlns:wpi="http://schemas.microsoft.com/office/word/2010/wordprocessingInk" xmlns:wne="http://schemas.microsoft.com/office/word/2006/wordml" xmlns:wps="http://schemas.microsoft.com/office/word/2010/wordprocessingShape" mc:Ignorable="w14 w15 w16se w16cid w16 w16cex w16sdtdh w16sdtfl w16du wp14">
   <w:body>
     <w:p>
-      <w:r>
-        <w:fldChar w:fldCharType="begin"/>
-      </w:r>
-      <w:r>
-        <w:instrText>HYPERLINK "</w:instrText>
-      </w:r>
-      <w:r>
-        <w:instrText>https://blog.univ-angers.fr/mathsinfo/2024/10/13/initiation-a-lassembleur-8080-sur-altair-8800/</w:instrText>
-      </w:r>
-      <w:r>
-        <w:instrText>"</w:instrText>
-      </w:r>
-      <w:r>
-        <w:fldChar w:fldCharType="separate"/>
-      </w:r>
-      <w:r>
-        <w:rPr>
-          <w:rStyle w:val="Lienhypertexte"/>
-        </w:rPr>
-        <w:t>https://blog.univ-angers.fr/mathsinfo/2024/10/13/initiation-a-lassembleur-8080-sur-altair-8800/</w:t>
-      </w:r>
-      <w:r>
-        <w:fldChar w:fldCharType="end"/>
-      </w:r>
-    </w:p>
+      <w:hyperlink r:id="rId4" w:history="1">
+        <w:r>
+          <w:rPr>
+            <w:rStyle w:val="Lienhypertexte"/>
+          </w:rPr>
+          <w:t>https://blog.univ-angers.fr/mathsinfo/2024/10/13/initiation-a-lassembleur-8080-sur-altair-8800/</w:t>
+        </w:r>
+      </w:hyperlink>
+    </w:p>
+    <w:p/>
+    <w:p>
+      <w:r>
+        <w:t>Test simple copie 10000000 dans 00001000</w:t>
+      </w:r>
+    </w:p>
+    <w:p>
+      <w:r>
+        <w:t>LDA 80h =&gt; 3A 80 00 =&gt; 00 111 010 | 10 000 000 | 0</w:t>
+      </w:r>
+    </w:p>
+    <w:p>
+      <w:r>
+        <w:t>Deposit + Deposit next + deposit next pour chaque</w:t>
+      </w:r>
+      <w:r>
+        <w:t xml:space="preserve"> octal</w:t>
+      </w:r>
+    </w:p>
+    <w:p>
+      <w:r>
+        <w:t xml:space="preserve">STA </w:t>
+      </w:r>
+      <w:r>
+        <w:t>1000</w:t>
+      </w:r>
+      <w:r>
+        <w:t xml:space="preserve"> =&gt; 32 80 00 =&gt; 00 110 010 | </w:t>
+      </w:r>
+      <w:r>
+        <w:t>1</w:t>
+      </w:r>
+      <w:r>
+        <w:t> 000 | 0</w:t>
+      </w:r>
+    </w:p>
+    <w:p>
+      <w:r>
+        <w:t>De</w:t>
+      </w:r>
+      <w:r>
+        <w:t>posit Next pour chaque octal</w:t>
+      </w:r>
+    </w:p>
+    <w:p>
+      <w:r>
+        <w:t>HLT 01 110 110</w:t>
+      </w:r>
+    </w:p>
+    <w:p/>
+    <w:p/>
     <w:p/>
     <w:p>
       <w:r>
@@ -55,7 +90,7 @@
                     <pic:cNvPicPr/>
                   </pic:nvPicPr>
                   <pic:blipFill>
-                    <a:blip r:embed="rId4"/>
+                    <a:blip r:embed="rId5"/>
                     <a:stretch>
                       <a:fillRect/>
                     </a:stretch>
@@ -92,45 +127,11 @@
       </w:r>
     </w:p>
     <w:p>
-      <w:proofErr w:type="spellStart"/>
       <w:r>
         <w:t>Deposit</w:t>
       </w:r>
-      <w:proofErr w:type="spellEnd"/>
-      <w:r>
-        <w:t xml:space="preserve"> + </w:t>
-      </w:r>
-      <w:proofErr w:type="spellStart"/>
-      <w:r>
-        <w:t>Deposit</w:t>
-      </w:r>
-      <w:proofErr w:type="spellEnd"/>
-      <w:r>
-        <w:t xml:space="preserve"> </w:t>
-      </w:r>
-      <w:proofErr w:type="spellStart"/>
-      <w:r>
-        <w:t>next</w:t>
-      </w:r>
-      <w:proofErr w:type="spellEnd"/>
-      <w:r>
-        <w:t xml:space="preserve"> + </w:t>
-      </w:r>
-      <w:proofErr w:type="spellStart"/>
-      <w:r>
-        <w:t>deposit</w:t>
-      </w:r>
-      <w:proofErr w:type="spellEnd"/>
-      <w:r>
-        <w:t xml:space="preserve"> </w:t>
-      </w:r>
-      <w:proofErr w:type="spellStart"/>
-      <w:r>
-        <w:t>next</w:t>
-      </w:r>
-      <w:proofErr w:type="spellEnd"/>
-      <w:r>
-        <w:t xml:space="preserve"> pour chaque</w:t>
+      <w:r>
+        <w:t xml:space="preserve"> + Deposit next + deposit next pour chaque</w:t>
       </w:r>
       <w:r>
         <w:t xml:space="preserve"> octal</w:t>
@@ -146,6 +147,7 @@
         <w:rPr>
           <w:lang w:val="en-US"/>
         </w:rPr>
+        <w:lastRenderedPageBreak/>
         <w:t xml:space="preserve">ADD A =&gt; 87 =&gt; </w:t>
       </w:r>
       <w:r>
@@ -188,16 +190,11 @@
       </w:r>
     </w:p>
     <w:p>
-      <w:proofErr w:type="spellStart"/>
       <w:r>
         <w:t>De</w:t>
       </w:r>
       <w:r>
-        <w:t>posit</w:t>
-      </w:r>
-      <w:proofErr w:type="spellEnd"/>
-      <w:r>
-        <w:t xml:space="preserve"> Next</w:t>
+        <w:t>posit Next</w:t>
       </w:r>
       <w:r>
         <w:t xml:space="preserve"> pour chaque octal</w:t>
@@ -226,16 +223,13 @@
     </w:p>
     <w:p>
       <w:r>
-        <w:lastRenderedPageBreak/>
         <w:t>Entrer un nb</w:t>
       </w:r>
     </w:p>
     <w:p>
-      <w:proofErr w:type="spellStart"/>
       <w:r>
         <w:t>Deposit</w:t>
       </w:r>
-      <w:proofErr w:type="spellEnd"/>
     </w:p>
     <w:p>
       <w:r>
@@ -1212,6 +1206,18 @@
       <w:shd w:val="clear" w:color="auto" w:fill="E1DFDD"/>
     </w:rPr>
   </w:style>
+  <w:style w:type="character" w:styleId="Lienhypertextesuivivisit">
+    <w:name w:val="FollowedHyperlink"/>
+    <w:basedOn w:val="Policepardfaut"/>
+    <w:uiPriority w:val="99"/>
+    <w:semiHidden/>
+    <w:unhideWhenUsed/>
+    <w:rsid w:val="00C03B95"/>
+    <w:rPr>
+      <w:color w:val="96607D" w:themeColor="followedHyperlink"/>
+      <w:u w:val="single"/>
+    </w:rPr>
+  </w:style>
 </w:styles>
 </file>
 
